--- a/klagomål/A 54303-2022 FSC-klagomål.docx
+++ b/klagomål/A 54303-2022 FSC-klagomål.docx
@@ -191,7 +191,7 @@
     </w:p>
     <w:p>
       <w:r>
-        <w:t>I avverkningsanmälan har följande 4 naturvårdsarter hittats: motaggsvamp (NT), spillkråka (NT, §4), dropptaggsvamp (S) och tjäder (§4). Av dessa är 2 rödlistade. För rödlistade arter har rödlistekategorin angivits inom parentes. Arter som är signalarter enligt Skogsstyrelsen har markerats med (S). För fridlysta arter anges även paragrafen i Artskyddsförordningen som arten är fridlyst enligt.</w:t>
+        <w:t>I avverkningsanmälan har följande 6 naturvårdsarter hittats: motaggsvamp (NT), spillkråka (NT, §4), tretåig hackspett (NT, §4), dropptaggsvamp (S), grön sköldmossa (S, §8) och tjäder (§4). Av dessa är 3 rödlistade. För rödlistade arter har rödlistekategorin angivits inom parentes. Arter som är signalarter enligt Skogsstyrelsen har markerats med (S). För fridlysta arter anges även paragrafen i Artskyddsförordningen som arten är fridlyst enligt.</w:t>
       </w:r>
     </w:p>
     <w:p>
@@ -206,7 +206,7 @@
       <w:r>
         <w:drawing>
           <wp:inline xmlns:a="http://schemas.openxmlformats.org/drawingml/2006/main" xmlns:pic="http://schemas.openxmlformats.org/drawingml/2006/picture">
-            <wp:extent cx="5486400" cy="6272131"/>
+            <wp:extent cx="5486400" cy="6055850"/>
             <wp:docPr id="1" name="Picture 1"/>
             <wp:cNvGraphicFramePr>
               <a:graphicFrameLocks noChangeAspect="1"/>
@@ -227,7 +227,7 @@
                   <pic:spPr>
                     <a:xfrm>
                       <a:off x="0" y="0"/>
-                      <a:ext cx="5486400" cy="6272131"/>
+                      <a:ext cx="5486400" cy="6055850"/>
                     </a:xfrm>
                     <a:prstGeom prst="rect"/>
                   </pic:spPr>
@@ -267,7 +267,7 @@
     </w:p>
     <w:p>
       <w:r>
-        <w:t>Följande fridlysta arter har sina livsmiljöer och växtplatser i den avverkningsanmälda skogen: spillkråka (NT, §4) och tjäder (§4).</w:t>
+        <w:t>Följande fridlysta arter har sina livsmiljöer och växtplatser i den avverkningsanmälda skogen: spillkråka (NT, §4), tretåig hackspett (NT, §4), grön sköldmossa (S, §8) och tjäder (§4).</w:t>
       </w:r>
     </w:p>
     <w:p>
@@ -289,6 +289,17 @@
         <w:rPr>
           <w:b/>
         </w:rPr>
+        <w:t>Grön sköldmossa (§8)</w:t>
+      </w:r>
+      <w:r>
+        <w:t xml:space="preserve"> omfattas av EU:s art- och habitatdirektiv bilaga 2 vilket innebär att det finns ett uttalat intresse inom Europeiska unionen att bevara arten. Grön sköldmossa kräver skog som har ett speciellt mikroklimat med hög och jämn luftfuktighet i kombination med rik tillgång på död ved (Nitare, 2019). I praktiken handlar det om åtminstone 50 meter med skyddande skog för att undvika uttorkning av marken (Hallingbäck, personligt meddelande 2022-02-24). Grön sköldmossa är en ansvarsart för Sverige då en särskilt stor andel av Europas population finns i landet. Mark- och miljööverdomstolen (MÖD) har i mål nr M 2019-20 (18 februari 2019) slagit fast att grön sköldmossa (§8) är dispenspliktig och att exemplar av arten inte får skadas utan dispens (MÖD, mål nr M 2019-20).</w:t>
+      </w:r>
+    </w:p>
+    <w:p>
+      <w:r>
+        <w:rPr>
+          <w:b/>
+        </w:rPr>
         <w:t>Spillkråka (NT, §4)</w:t>
       </w:r>
       <w:r>
@@ -304,6 +315,17 @@
       </w:r>
       <w:r>
         <w:t xml:space="preserve"> är en utpräglad skogsfågel knuten till större sammanhängande barrskogsområden. Tupparna och hönorna utnyttjar till viss del olika miljöer, och habitatvalet varierar dessutom mellan olika delar av året. För att det ska finnas livskraftiga tjäderbestånd krävs funktionella skogslandskap med en blandning av uppvuxen, gles och luckig skog, täta sumpskogar, myrar och andra små våtmarker. Arten försvinner när skogen fragmenteras och den sammanlagda arealen hyggen och andra öppna områden blir för stor. Ett småskaligt och försiktigt virkesuttag genom hyggesfria metoder kan i vissa fall vara möjligt i området inom 200 m från lekcentrum. Längre ut från lekcentrum, inom 200–500 m bör den avverkade ytan inte överskrida 1 hektar för att undvika alltför stora och snabba förändringar (Skogsstyrelsen, 2019).</w:t>
+      </w:r>
+    </w:p>
+    <w:p>
+      <w:r>
+        <w:rPr>
+          <w:b/>
+        </w:rPr>
+        <w:t>Tretåig hackspett (NT, §4)</w:t>
+      </w:r>
+      <w:r>
+        <w:t xml:space="preserve"> är rödlistad som nära hotad och ingår i bilaga 1 i EU:s fågeldirektiv. Tretåig hackspett är för sin överlevnad beroende av kontinuerlig tillförsel av äldre döende och död ved, som sker genom naturliga självgallringsprocesser i äldre grannaturskogar och barrblandade naturskogar. Om en skog genom skogsbruk gallras eller glesas ur så upphör och uteblir i stort sett den naturliga självgallringsprocessen för mycket lång tid framöver vilket omöjliggör upprätthållandet av den kontinuerliga ekologiska funktionen i ett område. Det finns studier som visar att naturskogens självgallringsprocess som den tretåiga hackspetten är beroende av, inte kan ersättas med efterlämnad hänsyn i skogsbruket (Imbeau &amp; Desrochers, 2002). Storleken på häckningsreviret varierar med skogstypen, förekomsten av död ved och graden av fragmentering, men är i allmänhet i storleksordningen 25–100 hektar. Vintertid krävs ofta betydligt större områden och det finns studier som antyder att arten behöver minst 100 hektar äldre skog. I områden med låg bonitet kan det behövas över 200 hektar lämpligt habitat för att ett par ska kunna reproducera sig. Områden med dokumenterad permanent förekomst i naturskogsmiljöer har vanligen så stora naturvärden att skogsbruk är olämpligt (Skogsstyrelsen, 2016).</w:t>
       </w:r>
     </w:p>
     <w:p>
@@ -417,7 +439,7 @@
         <w:rPr>
           <w:i/>
         </w:rPr>
-        <w:t>I det avverkningsanmälda skogsområdet har 4 naturvårdsarter varav 2 rödlistade arter sina livsmiljöer och växtplatser.</w:t>
+        <w:t>I det avverkningsanmälda skogsområdet har 6 naturvårdsarter varav 3 rödlistade arter sina livsmiljöer och växtplatser.</w:t>
       </w:r>
     </w:p>
     <w:p>
@@ -622,17 +644,61 @@
         <w:pStyle w:val="Heading1"/>
       </w:pPr>
       <w:r>
-        <w:t>Spillkråka – ekologi samt krav på livsmiljön</w:t>
+        <w:t>Grön sköldmossa – ekologi samt krav på livsmiljön</w:t>
       </w:r>
     </w:p>
     <w:p>
       <w:r>
-        <w:t>Spillkråka (NT) är rödlistad som nära hotad, fridlyst enligt §4 Artskyddsförordningen och ingår i bilaga 1 i EU:s fågeldirektiv. Spillkråka lever i både barr- och blandskog liksom i ren lövskog. De tätaste populationerna tenderar att finnas i äldre, variationsrik blandskog med gott om död ved och gamla träd.</w:t>
+        <w:t>Grön sköldmossa, fridlyst enligt 8§ artskyddsförordningen, växer på stubbar och lågor av olika trädslag, huvudsakligen i sena nedbrytningsstadier och på och mellan grova rötter av levande och döda träd. Den förekommer i Sverige främst i näringsrika granskogar med stort inslag av löv, arten är kortlivad och antalet kapslar varierar kraftigt mellan olika år (SLU Artdatabanken, 2021). Grön sköldmossa kräver skog som har ett speciellt mikroklimat med hög och jämn luftfuktighet i kombination med rik tillgång på död ved (Nitare, 2019). I praktiken handlar det om åtminstone 50 meter med skyddande skog för att undvika uttorkning av marken (Hallingbäck, personligt meddelande 2022-02-24).</w:t>
       </w:r>
     </w:p>
     <w:p>
       <w:r>
-        <w:t>Varje par utnyttjar 400–1000 hektar skog beroende på skogens kvalitet. En minskning av populationen pågår på grund av minskad tillgång på lämpliga bo- och födoträd och minskad födotillgång. Spillkråkans minskningstakt har uppgått till 19 (24–10) % under de senaste 15 åren. Minskningstakten för den svenska populationen bedöms vara nära gränsvärdet för Sårbar (VU) (A2bc). Skogsbruk med korta omloppstider och täta, homogena ungskogar utgör det största hotet (Artdatabanken 2023).</w:t>
+        <w:t>Arten har sin huvudutbredning i sydöstra Sverige (SLU Artdatabanken, 2021). Allvarligaste hoten mot arten är skogsavverkning och brist på död ved. Brist på naturligt döda träd i dagens produktionsskogar gör att arten blir allt sällsyntare (Hallingbäck, 2016). Död ved i större mängd bör lämnas och träd tillåtas åldras och dö för att skapa kontinuerlig tillgång på livsmiljöer. Träd och livsmiljö bör skyddas genom att lämna trädgrupper, ytor eller zoner (SLU Artdatabanken, 2021).</w:t>
+      </w:r>
+    </w:p>
+    <w:p>
+      <w:r>
+        <w:t>Grön sköldmossa är upptagen i EU:s Habitatdirektiv bilaga 2 vilket innebär att det  finns ett uttalat intresse inom Europeiska unionen att bevara arten. Grön sköldmossa är en ansvarsart för Sverige då en särskilt stor andel av Europas population finns i landet. Förutom i östra Sverige har arten inga större sammanhängande utbredningar med gynnsam bevarandestatus söderut i Europa förrän i Montenegro. Det finns enbart liten förekomst med gynnsam regional bevarandestatus i södra Frankrike och södra Polen. Grön sköldmossa är typisk art för 9010 Taiga och 9750 Svämlövskog (Natura 2000) och omfattas även av Bernkonventionen bilaga 1.</w:t>
+      </w:r>
+    </w:p>
+    <w:p>
+      <w:r>
+        <w:t>Fridlysningen enligt §§ 8 och 15 Artskyddsförordningen innebär att det är förbjudet att på något sätt skada exemplar av arten. Artskyddsförordning (2007:845):</w:t>
+      </w:r>
+    </w:p>
+    <w:p>
+      <w:pPr>
+        <w:pStyle w:val="ListBullet"/>
+      </w:pPr>
+      <w:r>
+        <w:t>8 § I fråga om sådana vilt levande kärlväxter, mossor, lavar, svampar och alger som anges i bilaga 2 till denna förordning är det förbjudet att i den omfattning som framgår av bilagan 1. plocka, gräva upp eller på annat sätt ta bort eller skada exemplar av växterna, och 2. ta bort eller skada frön eller andra delar.</w:t>
+      </w:r>
+    </w:p>
+    <w:p>
+      <w:pPr>
+        <w:pStyle w:val="ListBullet"/>
+      </w:pPr>
+      <w:r>
+        <w:t>15 § Länsstyrelsen får i det enskilda fallet ge dispens från förbuden i 6, 8 och 9 §§ som avser länet eller del av länet, om det inte finns någon annan lämplig lösning och dispensen inte försvårar upprätthållandet av en gynnsam bevarandestatus hos artens bestånd i dess naturliga utbredningsområde.</w:t>
+      </w:r>
+    </w:p>
+    <w:p>
+      <w:r>
+        <w:t>Grön sköldmossa är även listad som B i Artskyddsförordningen vilket innebär att den är en art av unionsintresse:</w:t>
+      </w:r>
+    </w:p>
+    <w:p>
+      <w:pPr>
+        <w:pStyle w:val="ListBullet"/>
+      </w:pPr>
+      <w:r>
+        <w:t>B: Arten har enligt fågeldirektivet eller art- och habitatdirektivet ett sådant unionsintresse att särskilda skyddsområden (fågeldirektivet) eller bevarandeområden (art- och habitatdirektivet) behöver utses. Arten finns upptagen i bilaga 1 till fågeldirektivet eller bilaga 2 till art- och habitatdirektivet.</w:t>
+      </w:r>
+    </w:p>
+    <w:p>
+      <w:r>
+        <w:t>Mark- och miljööverdomstolen (MÖD) har i mål nr M 2019-20 (18 februari 2019) slagit fast att grön sköldmossa (§8) är dispenspliktig och att exemplar av arten inte får skadas utan dispens (MÖD, mål nr M 2019-20).</w:t>
       </w:r>
     </w:p>
     <w:p>
@@ -640,7 +706,63 @@
         <w:pStyle w:val="Heading2"/>
       </w:pPr>
       <w:r>
-        <w:t>Referenser – spillkråka</w:t>
+        <w:t>Referenser – grön sköldmossa</w:t>
+      </w:r>
+    </w:p>
+    <w:p>
+      <w:r>
+        <w:t xml:space="preserve">Hallingbäck T., 2016. </w:t>
+      </w:r>
+      <w:r>
+        <w:rPr>
+          <w:i/>
+        </w:rPr>
+        <w:t xml:space="preserve">Mossor en fältguide. </w:t>
+      </w:r>
+      <w:r>
+        <w:t>Naturcentrum.</w:t>
+      </w:r>
+    </w:p>
+    <w:p>
+      <w:r>
+        <w:t xml:space="preserve">Hallingbäck T., 2022. </w:t>
+      </w:r>
+      <w:r>
+        <w:rPr>
+          <w:i/>
+        </w:rPr>
+        <w:t xml:space="preserve">Personligt meddelande 2022-02-24. </w:t>
+      </w:r>
+      <w:r>
+        <w:t>SLU Artdatabanken. Se nedan.</w:t>
+      </w:r>
+    </w:p>
+    <w:p>
+      <w:r>
+        <w:t xml:space="preserve">Mark- och miljööverdomstolen. </w:t>
+      </w:r>
+      <w:r>
+        <w:rPr>
+          <w:i/>
+        </w:rPr>
+        <w:t xml:space="preserve">Dom 18 februari 2019 i mål nr M 2019-20 </w:t>
+      </w:r>
+      <w:r>
+        <w:t>(MÖD, mål nr M 2019-20)</w:t>
+      </w:r>
+    </w:p>
+    <w:p>
+      <w:r>
+        <w:t xml:space="preserve">Nitare, J., 2019. </w:t>
+      </w:r>
+      <w:r>
+        <w:rPr>
+          <w:i/>
+        </w:rPr>
+        <w:t xml:space="preserve">Skyddsvärd skog – Naturvårdsarter och andra kriterier för naturvärdesbedömning. </w:t>
+      </w:r>
+      <w:r>
+        <w:t>Skogsstyrelsen.</w:t>
       </w:r>
     </w:p>
     <w:p>
@@ -655,6 +777,42 @@
       </w:r>
       <w:r>
         <w:t>SLU Artdatabanken, Uppsala</w:t>
+      </w:r>
+    </w:p>
+    <w:p>
+      <w:r>
+        <w:t>Hallingbäck, personligt meddelande 2022-02-24</w:t>
+      </w:r>
+    </w:p>
+    <w:p>
+      <w:pPr>
+        <w:jc w:val="left"/>
+      </w:pPr>
+      <w:r>
+        <w:t>Från: Tomas Hallingbäck &lt;Tomas.Hallingback@slu.se&gt;</w:t>
+        <w:br/>
+        <w:t>Date: tors 24 feb. 2022 kl 17:49</w:t>
+        <w:br/>
+        <w:t>Subject: Re: Grön sköldmossa</w:t>
+        <w:br/>
+        <w:t>To: Magnus Kasselstrand &lt;magnus.kasselstrand@gmail.com&gt;</w:t>
+      </w:r>
+    </w:p>
+    <w:p>
+      <w:r>
+        <w:t>Hej Magnus,</w:t>
+      </w:r>
+    </w:p>
+    <w:p>
+      <w:r>
+        <w:t>Tyvärr finns inga studier på just detta, men uttorkning av underlaget är en starkt negativ faktor för grön sköldmossa, och jag brukar hänvisa till lokalklimatiska studier som visar att skyddskappan för att förhindra uttorkning av marken ligger på minst tre trädlängder skog (för plan mark), kortare för kuperad terräng, och detta blir i praktiken åtminstone 50 meter.</w:t>
+      </w:r>
+    </w:p>
+    <w:p>
+      <w:r>
+        <w:t>MVH</w:t>
+        <w:br/>
+        <w:t>Tomas Hallingbäck</w:t>
       </w:r>
     </w:p>
     <w:p>
@@ -662,17 +820,17 @@
         <w:pStyle w:val="Heading1"/>
       </w:pPr>
       <w:r>
-        <w:t>Tjäder – ekologi samt krav på livsmiljön</w:t>
+        <w:t>Spillkråka – ekologi samt krav på livsmiljön</w:t>
       </w:r>
     </w:p>
     <w:p>
       <w:r>
-        <w:t>Tjäder (§4) är en utpräglad skogsfågel knuten till större sammanhängande barrskogsområden. Tupparna och hönorna utnyttjar till viss del olika miljöer, och habitatvalet varierar dessutom mellan olika delar av året. För att det ska finnas livskraftiga tjäderbestånd krävs funktionella skogslandskap med en blandning av uppvuxen, gles och luckig skog, täta sumpskogar, myrar och andra små våtmarker (Skogsstyrelsen, 2019).</w:t>
+        <w:t>Spillkråka (NT) är rödlistad som nära hotad, fridlyst enligt §4 Artskyddsförordningen och ingår i bilaga 1 i EU:s fågeldirektiv. Spillkråka lever i både barr- och blandskog liksom i ren lövskog. De tätaste populationerna tenderar att finnas i äldre, variationsrik blandskog med gott om död ved och gamla träd.</w:t>
       </w:r>
     </w:p>
     <w:p>
       <w:r>
-        <w:t>Arten försvinner när skogen fragmenteras och den sammanlagda arealen hyggen och andra öppna områden blir för stor. Ett småskaligt och försiktigt virkesuttag genom hyggesfria metoder kan i vissa fall vara möjligt i området inom 200 m från lekcentrum. Längre ut från lekcentrum, inom 200–500 m bör den avverkade ytan inte överskrida 1 hektar för att undvika alltför stora och snabba förändringar (Skogsstyrelsen, 2019).</w:t>
+        <w:t>Varje par utnyttjar 400–1000 hektar skog beroende på skogens kvalitet. En minskning av populationen pågår på grund av minskad tillgång på lämpliga bo- och födoträd och minskad födotillgång. Spillkråkans minskningstakt har uppgått till 19 (24–10) % under de senaste 15 åren. Minskningstakten för den svenska populationen bedöms vara nära gränsvärdet för Sårbar (VU) (A2bc). Skogsbruk med korta omloppstider och täta, homogena ungskogar utgör det största hotet (Artdatabanken 2023).</w:t>
       </w:r>
     </w:p>
     <w:p>
@@ -680,6 +838,46 @@
         <w:pStyle w:val="Heading2"/>
       </w:pPr>
       <w:r>
+        <w:t>Referenser – spillkråka</w:t>
+      </w:r>
+    </w:p>
+    <w:p>
+      <w:r>
+        <w:t xml:space="preserve">SLU Artdatabanken, 2021. </w:t>
+      </w:r>
+      <w:r>
+        <w:rPr>
+          <w:i/>
+        </w:rPr>
+        <w:t xml:space="preserve">Artfaktablad. Naturvård – artfakta. </w:t>
+      </w:r>
+      <w:r>
+        <w:t>SLU Artdatabanken, Uppsala</w:t>
+      </w:r>
+    </w:p>
+    <w:p>
+      <w:pPr>
+        <w:pStyle w:val="Heading1"/>
+      </w:pPr>
+      <w:r>
+        <w:t>Tjäder – ekologi samt krav på livsmiljön</w:t>
+      </w:r>
+    </w:p>
+    <w:p>
+      <w:r>
+        <w:t>Tjäder (§4) är en utpräglad skogsfågel knuten till större sammanhängande barrskogsområden. Tupparna och hönorna utnyttjar till viss del olika miljöer, och habitatvalet varierar dessutom mellan olika delar av året. För att det ska finnas livskraftiga tjäderbestånd krävs funktionella skogslandskap med en blandning av uppvuxen, gles och luckig skog, täta sumpskogar, myrar och andra små våtmarker (Skogsstyrelsen, 2019).</w:t>
+      </w:r>
+    </w:p>
+    <w:p>
+      <w:r>
+        <w:t>Arten försvinner när skogen fragmenteras och den sammanlagda arealen hyggen och andra öppna områden blir för stor. Ett småskaligt och försiktigt virkesuttag genom hyggesfria metoder kan i vissa fall vara möjligt i området inom 200 m från lekcentrum. Längre ut från lekcentrum, inom 200–500 m bör den avverkade ytan inte överskrida 1 hektar för att undvika alltför stora och snabba förändringar (Skogsstyrelsen, 2019).</w:t>
+      </w:r>
+    </w:p>
+    <w:p>
+      <w:pPr>
+        <w:pStyle w:val="Heading2"/>
+      </w:pPr>
+      <w:r>
         <w:t>Referenser – tjäder</w:t>
       </w:r>
     </w:p>
@@ -695,6 +893,169 @@
       </w:r>
       <w:r>
         <w:t>https://www.skogsstyrelsen.se/globalassets/lag-och-tillsyn/artskydd/vagledningar-for-hansyn-till-faglar/tjader-vagledning-hansyn2.pdf</w:t>
+      </w:r>
+    </w:p>
+    <w:p>
+      <w:pPr>
+        <w:pStyle w:val="Heading1"/>
+      </w:pPr>
+      <w:r>
+        <w:t>Tretåig hackspett – ekologi samt krav på livsmiljön</w:t>
+      </w:r>
+    </w:p>
+    <w:p>
+      <w:r>
+        <w:t xml:space="preserve">Tretåig hackspett (NT) är fridlyst enligt §4 Artskyddsförordningen och finns med som prioriterad art i Skogsstyrelsen vägledning för skogsbruket (bilaga 4 till SVL). I vägledningen står bland annat att: </w:t>
+      </w:r>
+      <w:r>
+        <w:rPr>
+          <w:i/>
+        </w:rPr>
+        <w:t xml:space="preserve">“Tretåig hackspett har stora arealkrav och höga krav på sin livsmiljö. Omdaningen av naturskogar till kulturskogar medför en förlust av viktiga miljöer, något som förstärks av ökad fragmentering till följd av avverkningar.” </w:t>
+      </w:r>
+      <w:r>
+        <w:t xml:space="preserve">Vidare att: </w:t>
+      </w:r>
+      <w:r>
+        <w:rPr>
+          <w:i/>
+        </w:rPr>
+        <w:t>“Områden med dokumenterad permanent förekomst i naturskogsmiljöer har vanligen så stora naturvärden att skogsbruk är olämpligt”.</w:t>
+      </w:r>
+    </w:p>
+    <w:p>
+      <w:r>
+        <w:t>Tretåig hackspett är beroende av större sammanhängande naturskogar med kontinuerlig tillgång och nybildning av död ved och fragmentering av livsmiljöerna utgör ett stort hot mot arten (se exempelvis Stachura-Skierczynska et al., 2009; Wesolowski et al., 2005; Butler et al., 2004; Pakkala et al., 2002; Amcoff et al., 1996; Virkkala, 1991). Det finns studier som visar att naturskogens självgallringsprocess som den tretåiga hackspetten är beroende av, inte kan ersättas med efterlämnad hänsyn i skogsbruket (Imbeau &amp; Desrochers, 2002).</w:t>
+      </w:r>
+    </w:p>
+    <w:p>
+      <w:r>
+        <w:t>Permanenta revir av tretåig hackspett karaktäriseras ofta av artens typiska ringformigt ordnade hackmärken på framför allt gamla granar. För att säkerställa att inte revir av tretåig hackspett drabbas av avverkningsplanerna bör en inventering göras i området både under häckningstid och under vintern, då arten utnyttjar betydligt större områden än under sommarens häckningsrevir. Storleken på häckningsreviret varierar med skogstypen, förekomsten av död ved och graden av fragmentering, men är i allmänhet i storleksordningen 25–100 hektar.</w:t>
+      </w:r>
+    </w:p>
+    <w:p>
+      <w:r>
+        <w:t>Förutom fridlysning enligt §4 Artskyddsförordningen är tretåig hackspett även förtecknad i EU:s fågeldirektiv bilaga 1. Den ingår också i Natura 2000 och är förtecknad i Bernkonventionen bilaga II (strikt skyddade djurarter).</w:t>
+      </w:r>
+    </w:p>
+    <w:p>
+      <w:pPr>
+        <w:pStyle w:val="Heading2"/>
+      </w:pPr>
+      <w:r>
+        <w:t>Referenser – tretåig hackspett</w:t>
+      </w:r>
+    </w:p>
+    <w:p>
+      <w:r>
+        <w:t xml:space="preserve">Amcoff, M. &amp; Eriksson, P. 1996. </w:t>
+      </w:r>
+      <w:r>
+        <w:rPr>
+          <w:i/>
+        </w:rPr>
+        <w:t xml:space="preserve">Förekomst av tretåig hackspett Picoides tridactylus på bestånds- och landskapsnivå. </w:t>
+      </w:r>
+      <w:r>
+        <w:t>Ornis Svecica 6: 107–119</w:t>
+      </w:r>
+    </w:p>
+    <w:p>
+      <w:r>
+        <w:t xml:space="preserve">Butler, R., Angelstam, P., Ekelund, P. &amp; Schlaeffer, R. 2004. </w:t>
+      </w:r>
+      <w:r>
+        <w:rPr>
+          <w:i/>
+        </w:rPr>
+        <w:t xml:space="preserve">Dead wood threshold values for the three-toed woodpecker presence in boreal and sub-Alpine forest. </w:t>
+      </w:r>
+      <w:r>
+        <w:t>Biological conservation 119(3): 305–318</w:t>
+      </w:r>
+    </w:p>
+    <w:p>
+      <w:r>
+        <w:t xml:space="preserve">Imbeau, L. &amp; Desrochers, A. 2002. </w:t>
+      </w:r>
+      <w:r>
+        <w:rPr>
+          <w:i/>
+        </w:rPr>
+        <w:t xml:space="preserve">Foraging Ecology and Use of Drumming Trees by Three-Toed Woodpeckers. </w:t>
+      </w:r>
+      <w:r>
+        <w:t>The Journal of Wildlife Management. Vol. 66, No. 1 (Jan., 2002), pp. 222–231.</w:t>
+      </w:r>
+    </w:p>
+    <w:p>
+      <w:r>
+        <w:t xml:space="preserve">Pakkala, T., Hanski, I. &amp; Tomppo, E. 2002. </w:t>
+      </w:r>
+      <w:r>
+        <w:rPr>
+          <w:i/>
+        </w:rPr>
+        <w:t xml:space="preserve">Spatial ecology of the three-toed woodpecker in managed forest landscapes. </w:t>
+      </w:r>
+      <w:r>
+        <w:t>Silva Fennica 36(1): 279–288.</w:t>
+      </w:r>
+    </w:p>
+    <w:p>
+      <w:r>
+        <w:t xml:space="preserve">Skogsstyrelsen, 2016. </w:t>
+      </w:r>
+      <w:r>
+        <w:rPr>
+          <w:i/>
+        </w:rPr>
+        <w:t xml:space="preserve">Vägledning för hänsyn till fåglar – Tretåig hackspett. </w:t>
+      </w:r>
+      <w:r>
+        <w:t>www.skogsstyrelsen.se</w:t>
+      </w:r>
+    </w:p>
+    <w:p>
+      <w:r>
+        <w:t xml:space="preserve">Stachura-Skierczynska, K., Tumiel, T. &amp; Skierczynski, M. 2009. </w:t>
+      </w:r>
+      <w:r>
+        <w:rPr>
+          <w:i/>
+        </w:rPr>
+        <w:t xml:space="preserve">Habitat prediction model for three-toed woodpecker and its implications for the conservation of biologically valuable forests. </w:t>
+      </w:r>
+      <w:r>
+        <w:t>Forest Ecology and Management 258(5): 697–703.</w:t>
+      </w:r>
+    </w:p>
+    <w:p>
+      <w:r>
+        <w:t xml:space="preserve">Virkkala, R. 1991. </w:t>
+      </w:r>
+      <w:r>
+        <w:rPr>
+          <w:i/>
+        </w:rPr>
+        <w:t xml:space="preserve">Population trends of forest birds in a Finnish Lapland landscape of large habitat blocks – Consequences of stochastic environmental variation or regional habitat alteration. </w:t>
+      </w:r>
+      <w:r>
+        <w:t>Biological conservation 56(2): 223–240</w:t>
+      </w:r>
+    </w:p>
+    <w:p>
+      <w:r>
+        <w:t xml:space="preserve">Wesolowski, T., Czeszczewik, D. &amp; Rowinski, P. 2005. </w:t>
+      </w:r>
+      <w:r>
+        <w:rPr>
+          <w:i/>
+        </w:rPr>
+        <w:t xml:space="preserve">Effects of forest management on Three-toed Woodpecker Picoides tridactylus distribution in the Bialowieza Forest (NE Poland): conservation implications. </w:t>
+      </w:r>
+      <w:r>
+        <w:t>Acta Ornithologica 40(1): 53–60.</w:t>
       </w:r>
     </w:p>
     <w:sectPr>
@@ -825,7 +1186,7 @@
     <w:r>
       <w:tab/>
       <w:tab/>
-      <w:t>2025-11-03</w:t>
+      <w:t>2025-11-04</w:t>
       <w:br/>
       <w:br/>
     </w:r>

--- a/klagomål/A 54303-2022 FSC-klagomål.docx
+++ b/klagomål/A 54303-2022 FSC-klagomål.docx
@@ -1186,7 +1186,7 @@
     <w:r>
       <w:tab/>
       <w:tab/>
-      <w:t>2025-11-04</w:t>
+      <w:t>2025-11-05</w:t>
       <w:br/>
       <w:br/>
     </w:r>

--- a/klagomål/A 54303-2022 FSC-klagomål.docx
+++ b/klagomål/A 54303-2022 FSC-klagomål.docx
@@ -1186,7 +1186,7 @@
     <w:r>
       <w:tab/>
       <w:tab/>
-      <w:t>2025-11-05</w:t>
+      <w:t>2025-11-06</w:t>
       <w:br/>
       <w:br/>
     </w:r>

--- a/klagomål/A 54303-2022 FSC-klagomål.docx
+++ b/klagomål/A 54303-2022 FSC-klagomål.docx
@@ -1186,7 +1186,7 @@
     <w:r>
       <w:tab/>
       <w:tab/>
-      <w:t>2025-11-06</w:t>
+      <w:t>2025-11-07</w:t>
       <w:br/>
       <w:br/>
     </w:r>

--- a/klagomål/A 54303-2022 FSC-klagomål.docx
+++ b/klagomål/A 54303-2022 FSC-klagomål.docx
@@ -1186,7 +1186,7 @@
     <w:r>
       <w:tab/>
       <w:tab/>
-      <w:t>2025-11-07</w:t>
+      <w:t>2025-11-08</w:t>
       <w:br/>
       <w:br/>
     </w:r>

--- a/klagomål/A 54303-2022 FSC-klagomål.docx
+++ b/klagomål/A 54303-2022 FSC-klagomål.docx
@@ -1186,7 +1186,7 @@
     <w:r>
       <w:tab/>
       <w:tab/>
-      <w:t>2025-11-08</w:t>
+      <w:t>2025-11-09</w:t>
       <w:br/>
       <w:br/>
     </w:r>

--- a/klagomål/A 54303-2022 FSC-klagomål.docx
+++ b/klagomål/A 54303-2022 FSC-klagomål.docx
@@ -1186,7 +1186,7 @@
     <w:r>
       <w:tab/>
       <w:tab/>
-      <w:t>2025-11-09</w:t>
+      <w:t>2025-11-10</w:t>
       <w:br/>
       <w:br/>
     </w:r>

--- a/klagomål/A 54303-2022 FSC-klagomål.docx
+++ b/klagomål/A 54303-2022 FSC-klagomål.docx
@@ -1186,7 +1186,7 @@
     <w:r>
       <w:tab/>
       <w:tab/>
-      <w:t>2025-11-10</w:t>
+      <w:t>2025-11-11</w:t>
       <w:br/>
       <w:br/>
     </w:r>

--- a/klagomål/A 54303-2022 FSC-klagomål.docx
+++ b/klagomål/A 54303-2022 FSC-klagomål.docx
@@ -1186,7 +1186,7 @@
     <w:r>
       <w:tab/>
       <w:tab/>
-      <w:t>2025-11-11</w:t>
+      <w:t>2025-11-12</w:t>
       <w:br/>
       <w:br/>
     </w:r>

--- a/klagomål/A 54303-2022 FSC-klagomål.docx
+++ b/klagomål/A 54303-2022 FSC-klagomål.docx
@@ -1186,7 +1186,7 @@
     <w:r>
       <w:tab/>
       <w:tab/>
-      <w:t>2025-11-12</w:t>
+      <w:t>2025-11-13</w:t>
       <w:br/>
       <w:br/>
     </w:r>

--- a/klagomål/A 54303-2022 FSC-klagomål.docx
+++ b/klagomål/A 54303-2022 FSC-klagomål.docx
@@ -1186,7 +1186,7 @@
     <w:r>
       <w:tab/>
       <w:tab/>
-      <w:t>2025-11-13</w:t>
+      <w:t>2025-11-14</w:t>
       <w:br/>
       <w:br/>
     </w:r>

--- a/klagomål/A 54303-2022 FSC-klagomål.docx
+++ b/klagomål/A 54303-2022 FSC-klagomål.docx
@@ -1186,7 +1186,7 @@
     <w:r>
       <w:tab/>
       <w:tab/>
-      <w:t>2025-11-14</w:t>
+      <w:t>2025-11-15</w:t>
       <w:br/>
       <w:br/>
     </w:r>

--- a/klagomål/A 54303-2022 FSC-klagomål.docx
+++ b/klagomål/A 54303-2022 FSC-klagomål.docx
@@ -1186,7 +1186,7 @@
     <w:r>
       <w:tab/>
       <w:tab/>
-      <w:t>2025-11-15</w:t>
+      <w:t>2025-11-20</w:t>
       <w:br/>
       <w:br/>
     </w:r>

--- a/klagomål/A 54303-2022 FSC-klagomål.docx
+++ b/klagomål/A 54303-2022 FSC-klagomål.docx
@@ -1186,7 +1186,7 @@
     <w:r>
       <w:tab/>
       <w:tab/>
-      <w:t>2025-11-20</w:t>
+      <w:t>2025-11-21</w:t>
       <w:br/>
       <w:br/>
     </w:r>

--- a/klagomål/A 54303-2022 FSC-klagomål.docx
+++ b/klagomål/A 54303-2022 FSC-klagomål.docx
@@ -1186,7 +1186,7 @@
     <w:r>
       <w:tab/>
       <w:tab/>
-      <w:t>2025-11-21</w:t>
+      <w:t>2025-11-22</w:t>
       <w:br/>
       <w:br/>
     </w:r>

--- a/klagomål/A 54303-2022 FSC-klagomål.docx
+++ b/klagomål/A 54303-2022 FSC-klagomål.docx
@@ -1186,7 +1186,7 @@
     <w:r>
       <w:tab/>
       <w:tab/>
-      <w:t>2025-11-22</w:t>
+      <w:t>2025-11-23</w:t>
       <w:br/>
       <w:br/>
     </w:r>

--- a/klagomål/A 54303-2022 FSC-klagomål.docx
+++ b/klagomål/A 54303-2022 FSC-klagomål.docx
@@ -1186,7 +1186,7 @@
     <w:r>
       <w:tab/>
       <w:tab/>
-      <w:t>2025-11-23</w:t>
+      <w:t>2025-11-24</w:t>
       <w:br/>
       <w:br/>
     </w:r>

--- a/klagomål/A 54303-2022 FSC-klagomål.docx
+++ b/klagomål/A 54303-2022 FSC-klagomål.docx
@@ -1186,7 +1186,7 @@
     <w:r>
       <w:tab/>
       <w:tab/>
-      <w:t>2025-11-24</w:t>
+      <w:t>2025-11-25</w:t>
       <w:br/>
       <w:br/>
     </w:r>

--- a/klagomål/A 54303-2022 FSC-klagomål.docx
+++ b/klagomål/A 54303-2022 FSC-klagomål.docx
@@ -1186,7 +1186,7 @@
     <w:r>
       <w:tab/>
       <w:tab/>
-      <w:t>2025-11-25</w:t>
+      <w:t>2025-11-26</w:t>
       <w:br/>
       <w:br/>
     </w:r>

--- a/klagomål/A 54303-2022 FSC-klagomål.docx
+++ b/klagomål/A 54303-2022 FSC-klagomål.docx
@@ -1186,7 +1186,7 @@
     <w:r>
       <w:tab/>
       <w:tab/>
-      <w:t>2025-11-26</w:t>
+      <w:t>2025-11-27</w:t>
       <w:br/>
       <w:br/>
     </w:r>

--- a/klagomål/A 54303-2022 FSC-klagomål.docx
+++ b/klagomål/A 54303-2022 FSC-klagomål.docx
@@ -1186,7 +1186,7 @@
     <w:r>
       <w:tab/>
       <w:tab/>
-      <w:t>2025-11-27</w:t>
+      <w:t>2025-11-28</w:t>
       <w:br/>
       <w:br/>
     </w:r>

--- a/klagomål/A 54303-2022 FSC-klagomål.docx
+++ b/klagomål/A 54303-2022 FSC-klagomål.docx
@@ -1186,7 +1186,7 @@
     <w:r>
       <w:tab/>
       <w:tab/>
-      <w:t>2025-11-28</w:t>
+      <w:t>2025-11-29</w:t>
       <w:br/>
       <w:br/>
     </w:r>

--- a/klagomål/A 54303-2022 FSC-klagomål.docx
+++ b/klagomål/A 54303-2022 FSC-klagomål.docx
@@ -1186,7 +1186,7 @@
     <w:r>
       <w:tab/>
       <w:tab/>
-      <w:t>2025-11-29</w:t>
+      <w:t>2025-11-30</w:t>
       <w:br/>
       <w:br/>
     </w:r>

--- a/klagomål/A 54303-2022 FSC-klagomål.docx
+++ b/klagomål/A 54303-2022 FSC-klagomål.docx
@@ -1186,7 +1186,7 @@
     <w:r>
       <w:tab/>
       <w:tab/>
-      <w:t>2025-11-30</w:t>
+      <w:t>2025-12-01</w:t>
       <w:br/>
       <w:br/>
     </w:r>

--- a/klagomål/A 54303-2022 FSC-klagomål.docx
+++ b/klagomål/A 54303-2022 FSC-klagomål.docx
@@ -1186,7 +1186,7 @@
     <w:r>
       <w:tab/>
       <w:tab/>
-      <w:t>2025-12-01</w:t>
+      <w:t>2025-12-02</w:t>
       <w:br/>
       <w:br/>
     </w:r>

--- a/klagomål/A 54303-2022 FSC-klagomål.docx
+++ b/klagomål/A 54303-2022 FSC-klagomål.docx
@@ -1186,7 +1186,7 @@
     <w:r>
       <w:tab/>
       <w:tab/>
-      <w:t>2025-12-02</w:t>
+      <w:t>2025-12-03</w:t>
       <w:br/>
       <w:br/>
     </w:r>

--- a/klagomål/A 54303-2022 FSC-klagomål.docx
+++ b/klagomål/A 54303-2022 FSC-klagomål.docx
@@ -1186,7 +1186,7 @@
     <w:r>
       <w:tab/>
       <w:tab/>
-      <w:t>2025-12-03</w:t>
+      <w:t>2025-12-04</w:t>
       <w:br/>
       <w:br/>
     </w:r>

--- a/klagomål/A 54303-2022 FSC-klagomål.docx
+++ b/klagomål/A 54303-2022 FSC-klagomål.docx
@@ -1186,7 +1186,7 @@
     <w:r>
       <w:tab/>
       <w:tab/>
-      <w:t>2025-12-04</w:t>
+      <w:t>2025-12-05</w:t>
       <w:br/>
       <w:br/>
     </w:r>

--- a/klagomål/A 54303-2022 FSC-klagomål.docx
+++ b/klagomål/A 54303-2022 FSC-klagomål.docx
@@ -1186,7 +1186,7 @@
     <w:r>
       <w:tab/>
       <w:tab/>
-      <w:t>2025-12-05</w:t>
+      <w:t>2025-12-06</w:t>
       <w:br/>
       <w:br/>
     </w:r>

--- a/klagomål/A 54303-2022 FSC-klagomål.docx
+++ b/klagomål/A 54303-2022 FSC-klagomål.docx
@@ -1186,7 +1186,7 @@
     <w:r>
       <w:tab/>
       <w:tab/>
-      <w:t>2025-12-06</w:t>
+      <w:t>2025-12-07</w:t>
       <w:br/>
       <w:br/>
     </w:r>

--- a/klagomål/A 54303-2022 FSC-klagomål.docx
+++ b/klagomål/A 54303-2022 FSC-klagomål.docx
@@ -1186,7 +1186,7 @@
     <w:r>
       <w:tab/>
       <w:tab/>
-      <w:t>2025-12-07</w:t>
+      <w:t>2025-12-08</w:t>
       <w:br/>
       <w:br/>
     </w:r>

--- a/klagomål/A 54303-2022 FSC-klagomål.docx
+++ b/klagomål/A 54303-2022 FSC-klagomål.docx
@@ -1186,7 +1186,7 @@
     <w:r>
       <w:tab/>
       <w:tab/>
-      <w:t>2025-12-08</w:t>
+      <w:t>2025-12-09</w:t>
       <w:br/>
       <w:br/>
     </w:r>

--- a/klagomål/A 54303-2022 FSC-klagomål.docx
+++ b/klagomål/A 54303-2022 FSC-klagomål.docx
@@ -1186,7 +1186,7 @@
     <w:r>
       <w:tab/>
       <w:tab/>
-      <w:t>2025-12-09</w:t>
+      <w:t>2025-12-10</w:t>
       <w:br/>
       <w:br/>
     </w:r>

--- a/klagomål/A 54303-2022 FSC-klagomål.docx
+++ b/klagomål/A 54303-2022 FSC-klagomål.docx
@@ -1186,7 +1186,7 @@
     <w:r>
       <w:tab/>
       <w:tab/>
-      <w:t>2025-12-10</w:t>
+      <w:t>2025-12-11</w:t>
       <w:br/>
       <w:br/>
     </w:r>

--- a/klagomål/A 54303-2022 FSC-klagomål.docx
+++ b/klagomål/A 54303-2022 FSC-klagomål.docx
@@ -1186,7 +1186,7 @@
     <w:r>
       <w:tab/>
       <w:tab/>
-      <w:t>2025-12-11</w:t>
+      <w:t>2025-12-12</w:t>
       <w:br/>
       <w:br/>
     </w:r>

--- a/klagomål/A 54303-2022 FSC-klagomål.docx
+++ b/klagomål/A 54303-2022 FSC-klagomål.docx
@@ -1186,7 +1186,7 @@
     <w:r>
       <w:tab/>
       <w:tab/>
-      <w:t>2025-12-12</w:t>
+      <w:t>2025-12-13</w:t>
       <w:br/>
       <w:br/>
     </w:r>

--- a/klagomål/A 54303-2022 FSC-klagomål.docx
+++ b/klagomål/A 54303-2022 FSC-klagomål.docx
@@ -1186,7 +1186,7 @@
     <w:r>
       <w:tab/>
       <w:tab/>
-      <w:t>2025-12-19</w:t>
+      <w:t>2025-12-20</w:t>
       <w:br/>
       <w:br/>
     </w:r>

--- a/klagomål/A 54303-2022 FSC-klagomål.docx
+++ b/klagomål/A 54303-2022 FSC-klagomål.docx
@@ -1186,7 +1186,7 @@
     <w:r>
       <w:tab/>
       <w:tab/>
-      <w:t>2025-12-20</w:t>
+      <w:t>2025-12-21</w:t>
       <w:br/>
       <w:br/>
     </w:r>

--- a/klagomål/A 54303-2022 FSC-klagomål.docx
+++ b/klagomål/A 54303-2022 FSC-klagomål.docx
@@ -1186,7 +1186,7 @@
     <w:r>
       <w:tab/>
       <w:tab/>
-      <w:t>2025-12-21</w:t>
+      <w:t>2025-12-22</w:t>
       <w:br/>
       <w:br/>
     </w:r>

--- a/klagomål/A 54303-2022 FSC-klagomål.docx
+++ b/klagomål/A 54303-2022 FSC-klagomål.docx
@@ -1186,7 +1186,7 @@
     <w:r>
       <w:tab/>
       <w:tab/>
-      <w:t>2025-12-22</w:t>
+      <w:t>2025-12-26</w:t>
       <w:br/>
       <w:br/>
     </w:r>

--- a/klagomål/A 54303-2022 FSC-klagomål.docx
+++ b/klagomål/A 54303-2022 FSC-klagomål.docx
@@ -1186,7 +1186,7 @@
     <w:r>
       <w:tab/>
       <w:tab/>
-      <w:t>2026-01-07</w:t>
+      <w:t>2026-01-08</w:t>
       <w:br/>
       <w:br/>
     </w:r>

--- a/klagomål/A 54303-2022 FSC-klagomål.docx
+++ b/klagomål/A 54303-2022 FSC-klagomål.docx
@@ -1186,7 +1186,7 @@
     <w:r>
       <w:tab/>
       <w:tab/>
-      <w:t>2026-01-08</w:t>
+      <w:t>2026-01-09</w:t>
       <w:br/>
       <w:br/>
     </w:r>

--- a/klagomål/A 54303-2022 FSC-klagomål.docx
+++ b/klagomål/A 54303-2022 FSC-klagomål.docx
@@ -1186,7 +1186,7 @@
     <w:r>
       <w:tab/>
       <w:tab/>
-      <w:t>2026-01-09</w:t>
+      <w:t>2026-01-10</w:t>
       <w:br/>
       <w:br/>
     </w:r>

--- a/klagomål/A 54303-2022 FSC-klagomål.docx
+++ b/klagomål/A 54303-2022 FSC-klagomål.docx
@@ -1186,7 +1186,7 @@
     <w:r>
       <w:tab/>
       <w:tab/>
-      <w:t>2026-01-10</w:t>
+      <w:t>2026-01-11</w:t>
       <w:br/>
       <w:br/>
     </w:r>

--- a/klagomål/A 54303-2022 FSC-klagomål.docx
+++ b/klagomål/A 54303-2022 FSC-klagomål.docx
@@ -1186,7 +1186,7 @@
     <w:r>
       <w:tab/>
       <w:tab/>
-      <w:t>2026-01-11</w:t>
+      <w:t>2026-01-12</w:t>
       <w:br/>
       <w:br/>
     </w:r>

--- a/klagomål/A 54303-2022 FSC-klagomål.docx
+++ b/klagomål/A 54303-2022 FSC-klagomål.docx
@@ -1186,7 +1186,7 @@
     <w:r>
       <w:tab/>
       <w:tab/>
-      <w:t>2026-01-12</w:t>
+      <w:t>2026-01-13</w:t>
       <w:br/>
       <w:br/>
     </w:r>

--- a/klagomål/A 54303-2022 FSC-klagomål.docx
+++ b/klagomål/A 54303-2022 FSC-klagomål.docx
@@ -1186,7 +1186,7 @@
     <w:r>
       <w:tab/>
       <w:tab/>
-      <w:t>2026-01-13</w:t>
+      <w:t>2026-01-14</w:t>
       <w:br/>
       <w:br/>
     </w:r>

--- a/klagomål/A 54303-2022 FSC-klagomål.docx
+++ b/klagomål/A 54303-2022 FSC-klagomål.docx
@@ -1186,7 +1186,7 @@
     <w:r>
       <w:tab/>
       <w:tab/>
-      <w:t>2026-01-14</w:t>
+      <w:t>2026-01-15</w:t>
       <w:br/>
       <w:br/>
     </w:r>

--- a/klagomål/A 54303-2022 FSC-klagomål.docx
+++ b/klagomål/A 54303-2022 FSC-klagomål.docx
@@ -1186,7 +1186,7 @@
     <w:r>
       <w:tab/>
       <w:tab/>
-      <w:t>2026-01-15</w:t>
+      <w:t>2026-01-16</w:t>
       <w:br/>
       <w:br/>
     </w:r>

--- a/klagomål/A 54303-2022 FSC-klagomål.docx
+++ b/klagomål/A 54303-2022 FSC-klagomål.docx
@@ -1186,7 +1186,7 @@
     <w:r>
       <w:tab/>
       <w:tab/>
-      <w:t>2026-01-16</w:t>
+      <w:t>2026-01-17</w:t>
       <w:br/>
       <w:br/>
     </w:r>

--- a/klagomål/A 54303-2022 FSC-klagomål.docx
+++ b/klagomål/A 54303-2022 FSC-klagomål.docx
@@ -1186,7 +1186,7 @@
     <w:r>
       <w:tab/>
       <w:tab/>
-      <w:t>2026-01-17</w:t>
+      <w:t>2026-01-18</w:t>
       <w:br/>
       <w:br/>
     </w:r>

--- a/klagomål/A 54303-2022 FSC-klagomål.docx
+++ b/klagomål/A 54303-2022 FSC-klagomål.docx
@@ -1186,7 +1186,7 @@
     <w:r>
       <w:tab/>
       <w:tab/>
-      <w:t>2026-01-18</w:t>
+      <w:t>2026-01-19</w:t>
       <w:br/>
       <w:br/>
     </w:r>

--- a/klagomål/A 54303-2022 FSC-klagomål.docx
+++ b/klagomål/A 54303-2022 FSC-klagomål.docx
@@ -1186,7 +1186,7 @@
     <w:r>
       <w:tab/>
       <w:tab/>
-      <w:t>2026-01-19</w:t>
+      <w:t>2026-01-20</w:t>
       <w:br/>
       <w:br/>
     </w:r>

--- a/klagomål/A 54303-2022 FSC-klagomål.docx
+++ b/klagomål/A 54303-2022 FSC-klagomål.docx
@@ -1186,7 +1186,7 @@
     <w:r>
       <w:tab/>
       <w:tab/>
-      <w:t>2026-01-20</w:t>
+      <w:t>2026-01-21</w:t>
       <w:br/>
       <w:br/>
     </w:r>

--- a/klagomål/A 54303-2022 FSC-klagomål.docx
+++ b/klagomål/A 54303-2022 FSC-klagomål.docx
@@ -1186,7 +1186,7 @@
     <w:r>
       <w:tab/>
       <w:tab/>
-      <w:t>2026-01-21</w:t>
+      <w:t>2026-01-23</w:t>
       <w:br/>
       <w:br/>
     </w:r>

--- a/klagomål/A 54303-2022 FSC-klagomål.docx
+++ b/klagomål/A 54303-2022 FSC-klagomål.docx
@@ -1186,7 +1186,7 @@
     <w:r>
       <w:tab/>
       <w:tab/>
-      <w:t>2026-01-23</w:t>
+      <w:t>2026-01-24</w:t>
       <w:br/>
       <w:br/>
     </w:r>

--- a/klagomål/A 54303-2022 FSC-klagomål.docx
+++ b/klagomål/A 54303-2022 FSC-klagomål.docx
@@ -1186,7 +1186,7 @@
     <w:r>
       <w:tab/>
       <w:tab/>
-      <w:t>2026-01-24</w:t>
+      <w:t>2026-01-25</w:t>
       <w:br/>
       <w:br/>
     </w:r>

--- a/klagomål/A 54303-2022 FSC-klagomål.docx
+++ b/klagomål/A 54303-2022 FSC-klagomål.docx
@@ -1186,7 +1186,7 @@
     <w:r>
       <w:tab/>
       <w:tab/>
-      <w:t>2026-01-25</w:t>
+      <w:t>2026-01-26</w:t>
       <w:br/>
       <w:br/>
     </w:r>

--- a/klagomål/A 54303-2022 FSC-klagomål.docx
+++ b/klagomål/A 54303-2022 FSC-klagomål.docx
@@ -1186,7 +1186,7 @@
     <w:r>
       <w:tab/>
       <w:tab/>
-      <w:t>2026-01-26</w:t>
+      <w:t>2026-01-27</w:t>
       <w:br/>
       <w:br/>
     </w:r>

--- a/klagomål/A 54303-2022 FSC-klagomål.docx
+++ b/klagomål/A 54303-2022 FSC-klagomål.docx
@@ -1186,7 +1186,7 @@
     <w:r>
       <w:tab/>
       <w:tab/>
-      <w:t>2026-01-27</w:t>
+      <w:t>2026-01-28</w:t>
       <w:br/>
       <w:br/>
     </w:r>

--- a/klagomål/A 54303-2022 FSC-klagomål.docx
+++ b/klagomål/A 54303-2022 FSC-klagomål.docx
@@ -112,7 +112,7 @@
         <w:pStyle w:val="ListBullet"/>
       </w:pPr>
       <w:r>
-        <w:t>Om ett ombud (tex Norra skog eller Mellanskog) avverkningsanmäler en skog med naturvärden motsvarande nyckelbiotops kvalité men markägaren inte är FSC certifierad, bör du skicka in ett FSC kontrollerat virke klagomål. Då ska klagomålet skickas till ombudsföretaget.</w:t>
+        <w:t>Om ett ombud (tex Norra skog eller Mellanskog) avverkningsanmäler en skog med naturvärden motsvarande nyckelbiotops kvalitet men markägaren inte är FSC certifierad, bör du skicka in ett FSC kontrollerat virke klagomål. Då ska klagomålet skickas till ombudsföretaget.</w:t>
       </w:r>
     </w:p>
     <w:p>
@@ -251,10 +251,39 @@
         <w:rPr>
           <w:b/>
         </w:rPr>
+        <w:t>Dropptaggsvamp</w:t>
+      </w:r>
+      <w:r>
+        <w:t xml:space="preserve"> bildar mykorrhiza med tall, huvudsakligen i äldre skog. Total population i landet bedöms ha minskat och fortsatt minska på grund av slutavverkningar och förhöja kvävenivåer i marken som en följd av skogsgödsling. Dropptaggsvamp är typisk art för </w:t>
+      </w:r>
+      <w:r>
+        <w:rPr>
+          <w:i/>
+        </w:rPr>
+        <w:t xml:space="preserve">9010 Taiga </w:t>
+      </w:r>
+      <w:r>
+        <w:t>(SLU Artdatabanken, 2025).</w:t>
+      </w:r>
+    </w:p>
+    <w:p>
+      <w:r>
+        <w:rPr>
+          <w:b/>
+        </w:rPr>
         <w:t xml:space="preserve">Motaggsvamp (NT) </w:t>
       </w:r>
       <w:r>
-        <w:t>bildar mykorrhiza med tall i tallskog och hittas huvudsakligen i äldre, glesare skogsbestånd och hällmarksimpediment. Arten hotas främst av skogsavverkning och tycks försvinna efter slutavverkning, markberedning och plantering (SLU Artdatabanken, 2024).</w:t>
+        <w:t xml:space="preserve">bildar mykorrhiza med tall i tallskog och hittas huvudsakligen i äldre, glesare skogsbestånd och hällmarksimpediment. Arten hotas främst av skogsavverkning och tycks försvinna efter slutavverkning, markberedning och plantering. Motaggsvamp är typisk art för </w:t>
+      </w:r>
+      <w:r>
+        <w:rPr>
+          <w:i/>
+        </w:rPr>
+        <w:t>9010 Taiga</w:t>
+      </w:r>
+      <w:r>
+        <w:t xml:space="preserve"> (SLU Artdatabanken, 2024).</w:t>
       </w:r>
     </w:p>
     <w:p>
@@ -292,7 +321,25 @@
         <w:t>Grön sköldmossa (§8)</w:t>
       </w:r>
       <w:r>
-        <w:t xml:space="preserve"> omfattas av EU:s art- och habitatdirektiv bilaga 2 vilket innebär att det finns ett uttalat intresse inom Europeiska unionen att bevara arten. Grön sköldmossa kräver skog som har ett speciellt mikroklimat med hög och jämn luftfuktighet i kombination med rik tillgång på död ved (Nitare, 2019). I praktiken handlar det om åtminstone 50 meter med skyddande skog för att undvika uttorkning av marken (Hallingbäck, personligt meddelande 2022-02-24). Grön sköldmossa är en ansvarsart för Sverige då en särskilt stor andel av Europas population finns i landet. Mark- och miljööverdomstolen (MÖD) har i mål nr M 2019-20 (18 februari 2019) slagit fast att grön sköldmossa (§8) är dispenspliktig och att exemplar av arten inte får skadas utan dispens (MÖD, mål nr M 2019-20).</w:t>
+        <w:t xml:space="preserve"> är typisk art för </w:t>
+      </w:r>
+      <w:r>
+        <w:rPr>
+          <w:i/>
+        </w:rPr>
+        <w:t xml:space="preserve">9010 Taiga </w:t>
+      </w:r>
+      <w:r>
+        <w:t>och</w:t>
+      </w:r>
+      <w:r>
+        <w:rPr>
+          <w:i/>
+        </w:rPr>
+        <w:t xml:space="preserve"> 9750 Svämlövskog</w:t>
+      </w:r>
+      <w:r>
+        <w:t xml:space="preserve"> och omfattas av EU:s art- och habitatdirektiv bilaga 2 vilket innebär att det finns ett uttalat intresse inom Europeiska unionen att bevara arten. Grön sköldmossa kräver skog som har ett speciellt mikroklimat med hög och jämn luftfuktighet i kombination med rik tillgång på död ved (Nitare &amp; Skogsstyrelsen, 2019; SLU Artdatabanken, 2025). I praktiken handlar det om åtminstone 50 meter med skyddande skog för att undvika uttorkning av marken (Hallingbäck, personligt meddelande 2022-02-24). Grön sköldmossa är en ansvarsart för Sverige då en särskilt stor andel av Europas population finns i landet. Mark- och miljööverdomstolen (MÖD) har i mål nr M 2019-20 (18 februari 2019) slagit fast att grön sköldmossa (§8) är dispenspliktig och att exemplar av arten inte får skadas utan dispens (MÖD, mål nr M 2019-20).</w:t>
       </w:r>
     </w:p>
     <w:p>
@@ -303,7 +350,25 @@
         <w:t>Spillkråka (NT, §4)</w:t>
       </w:r>
       <w:r>
-        <w:t xml:space="preserve"> är rödlistad som nära hotad och ingår i bilaga 1 i EU:s fågeldirektiv. Den minskar i population på grund av minskad tillgång på lämpliga bo- och födoträd och minskad födotillgång. Spillkråkans minskningstakt har uppgått till 19 (24–10) % under de senaste 15 åren. Minskningstakten för den svenska populationen bedöms vara nära gränsvärdet för Sårbar (VU) (A2bc). Skogsbruk med korta omloppstider och täta, homogena ungskogar utgör det största hotet, (SLU Artdatabanken, 2023).</w:t>
+        <w:t xml:space="preserve"> är rödlistad som nära hotad och ingår i bilaga 1 i EU:s fågeldirektiv. Den minskar i population på grund av minskad tillgång på lämpliga bo- och födoträd och minskad födotillgång. Spillkråkans minskningstakt har uppgått till 19 (24–10) % under de senaste 15 åren. Minskningstakten för den svenska populationen bedöms vara nära gränsvärdet för Sårbar (VU) (A2bc). Skogsbruk med korta omloppstider och täta, homogena ungskogar utgör det största hotet. Spillkråka är typisk art för </w:t>
+      </w:r>
+      <w:r>
+        <w:rPr>
+          <w:i/>
+        </w:rPr>
+        <w:t xml:space="preserve">9010 Taiga </w:t>
+      </w:r>
+      <w:r>
+        <w:t>och</w:t>
+      </w:r>
+      <w:r>
+        <w:rPr>
+          <w:i/>
+        </w:rPr>
+        <w:t xml:space="preserve"> 9740 Skogsbevuxen myr </w:t>
+      </w:r>
+      <w:r>
+        <w:t>(SLU Artdatabanken, 2023).</w:t>
       </w:r>
     </w:p>
     <w:p>
@@ -314,7 +379,25 @@
         <w:t>Tjäder (§4)</w:t>
       </w:r>
       <w:r>
-        <w:t xml:space="preserve"> är en utpräglad skogsfågel knuten till större sammanhängande barrskogsområden. Tupparna och hönorna utnyttjar till viss del olika miljöer, och habitatvalet varierar dessutom mellan olika delar av året. För att det ska finnas livskraftiga tjäderbestånd krävs funktionella skogslandskap med en blandning av uppvuxen, gles och luckig skog, täta sumpskogar, myrar och andra små våtmarker. Arten försvinner när skogen fragmenteras och den sammanlagda arealen hyggen och andra öppna områden blir för stor. Ett småskaligt och försiktigt virkesuttag genom hyggesfria metoder kan i vissa fall vara möjligt i området inom 200 m från lekcentrum. Längre ut från lekcentrum, inom 200–500 m bör den avverkade ytan inte överskrida 1 hektar för att undvika alltför stora och snabba förändringar (Skogsstyrelsen, 2019).</w:t>
+        <w:t xml:space="preserve"> omfattas av bilaga 1 och 2 EU:s fågeldirektiv och är typisk art för </w:t>
+      </w:r>
+      <w:r>
+        <w:rPr>
+          <w:i/>
+        </w:rPr>
+        <w:t xml:space="preserve">9010 Taiga </w:t>
+      </w:r>
+      <w:r>
+        <w:t xml:space="preserve">och </w:t>
+      </w:r>
+      <w:r>
+        <w:rPr>
+          <w:i/>
+        </w:rPr>
+        <w:t>9740 Skogsbevuxen myr</w:t>
+      </w:r>
+      <w:r>
+        <w:t>. Tjädern är en utpräglad skogsfågel knuten till större sammanhängande barrskogsområden. Tupparna och hönorna utnyttjar till viss del olika miljöer, och habitatvalet varierar dessutom mellan olika delar av året. För att det ska finnas livskraftiga tjäderbestånd krävs funktionella skogslandskap med en blandning av uppvuxen, gles och luckig skog, täta sumpskogar, myrar och andra små våtmarker. Arten försvinner när skogen fragmenteras och den sammanlagda arealen hyggen och andra öppna områden blir för stor. Ett småskaligt och försiktigt virkesuttag genom hyggesfria metoder kan i vissa fall vara möjligt i området inom 200 m från lekcentrum. Längre ut från lekcentrum, inom 200–500 m bör den avverkade ytan inte överskrida 1 hektar för att undvika alltför stora och snabba förändringar (Skogsstyrelsen, 2019; SLU Artdatabanken, 2024).</w:t>
       </w:r>
     </w:p>
     <w:p>
@@ -325,7 +408,25 @@
         <w:t>Tretåig hackspett (NT, §4)</w:t>
       </w:r>
       <w:r>
-        <w:t xml:space="preserve"> är rödlistad som nära hotad och ingår i bilaga 1 i EU:s fågeldirektiv. Tretåig hackspett är för sin överlevnad beroende av kontinuerlig tillförsel av äldre döende och död ved, som sker genom naturliga självgallringsprocesser i äldre grannaturskogar och barrblandade naturskogar. Om en skog genom skogsbruk gallras eller glesas ur så upphör och uteblir i stort sett den naturliga självgallringsprocessen för mycket lång tid framöver vilket omöjliggör upprätthållandet av den kontinuerliga ekologiska funktionen i ett område. Det finns studier som visar att naturskogens självgallringsprocess som den tretåiga hackspetten är beroende av, inte kan ersättas med efterlämnad hänsyn i skogsbruket (Imbeau &amp; Desrochers, 2002). Storleken på häckningsreviret varierar med skogstypen, förekomsten av död ved och graden av fragmentering, men är i allmänhet i storleksordningen 25–100 hektar. Vintertid krävs ofta betydligt större områden och det finns studier som antyder att arten behöver minst 100 hektar äldre skog. I områden med låg bonitet kan det behövas över 200 hektar lämpligt habitat för att ett par ska kunna reproducera sig. Områden med dokumenterad permanent förekomst i naturskogsmiljöer har vanligen så stora naturvärden att skogsbruk är olämpligt (Skogsstyrelsen, 2016).</w:t>
+        <w:t xml:space="preserve"> är rödlistad som nära hotad och ingår i bilaga 1 i EU:s fågeldirektiv. Tretåig hackspett är för sin överlevnad beroende av kontinuerlig tillförsel av äldre döende och död ved, som sker genom naturliga självgallringsprocesser i äldre grannaturskogar och barrblandade naturskogar. Om en skog genom skogsbruk gallras eller glesas ur så upphör och uteblir i stort sett den naturliga självgallringsprocessen för mycket lång tid framöver vilket omöjliggör upprätthållandet av den kontinuerliga ekologiska funktionen i ett område. Det finns studier som visar att naturskogens självgallringsprocess som den tretåiga hackspetten är beroende av, inte kan ersättas med efterlämnad hänsyn i skogsbruket (Imbeau &amp; Desrochers, 2002). Storleken på häckningsreviret varierar med skogstypen, förekomsten av död ved och graden av fragmentering, men är i allmänhet i storleksordningen 25–100 hektar. Vintertid krävs ofta betydligt större områden och det finns studier som antyder att arten behöver minst 100 hektar äldre skog. I områden med låg bonitet kan det behövas över 200 hektar lämpligt habitat för att ett par ska kunna reproducera sig. Områden med dokumenterad permanent förekomst i naturskogsmiljöer har vanligen så stora naturvärden att skogsbruk är olämpligt. Tretåig hackspett är typisk art för </w:t>
+      </w:r>
+      <w:r>
+        <w:rPr>
+          <w:i/>
+        </w:rPr>
+        <w:t xml:space="preserve">9010 Taiga, 9740 Skogsbevuxen myr, 9030 Landhöjningsskog </w:t>
+      </w:r>
+      <w:r>
+        <w:t xml:space="preserve">och </w:t>
+      </w:r>
+      <w:r>
+        <w:rPr>
+          <w:i/>
+        </w:rPr>
+        <w:t>9040 Fjällbjörkskog</w:t>
+      </w:r>
+      <w:r>
+        <w:t xml:space="preserve"> (Skogsstyrelsen, 2016; SLU Artdatabanken, 2024).</w:t>
       </w:r>
     </w:p>
     <w:p>
@@ -659,7 +760,25 @@
     </w:p>
     <w:p>
       <w:r>
-        <w:t>Grön sköldmossa är upptagen i EU:s Habitatdirektiv bilaga 2 vilket innebär att det  finns ett uttalat intresse inom Europeiska unionen att bevara arten. Grön sköldmossa är en ansvarsart för Sverige då en särskilt stor andel av Europas population finns i landet. Förutom i östra Sverige har arten inga större sammanhängande utbredningar med gynnsam bevarandestatus söderut i Europa förrän i Montenegro. Det finns enbart liten förekomst med gynnsam regional bevarandestatus i södra Frankrike och södra Polen. Grön sköldmossa är typisk art för 9010 Taiga och 9750 Svämlövskog (Natura 2000) och omfattas även av Bernkonventionen bilaga 1.</w:t>
+        <w:t xml:space="preserve">Grön sköldmossa är typisk art för </w:t>
+      </w:r>
+      <w:r>
+        <w:rPr>
+          <w:i/>
+        </w:rPr>
+        <w:t xml:space="preserve">9010 Taiga </w:t>
+      </w:r>
+      <w:r>
+        <w:t>och</w:t>
+      </w:r>
+      <w:r>
+        <w:rPr>
+          <w:i/>
+        </w:rPr>
+        <w:t xml:space="preserve"> 9750 Svämlövskog</w:t>
+      </w:r>
+      <w:r>
+        <w:t xml:space="preserve"> och upptagen i EU:s Habitatdirektiv bilaga 2 vilket innebär att det finns ett uttalat intresse inom Europeiska unionen att bevara arten. Grön sköldmossa är en ansvarsart för Sverige då en särskilt stor andel av Europas population finns i landet. Förutom i östra Sverige har arten inga större sammanhängande utbredningar med gynnsam bevarandestatus söderut i Europa förrän i Montenegro. Det finns enbart liten förekomst med gynnsam regional bevarandestatus i södra Frankrike och södra Polen. Grön sköldmossa är typisk art för 9010 Taiga och 9750 Svämlövskog (Natura 2000) och omfattas även av Bernkonventionen bilaga 1.</w:t>
       </w:r>
     </w:p>
     <w:p>
@@ -825,12 +944,30 @@
     </w:p>
     <w:p>
       <w:r>
-        <w:t>Spillkråka (NT) är rödlistad som nära hotad, fridlyst enligt §4 Artskyddsförordningen och ingår i bilaga 1 i EU:s fågeldirektiv. Spillkråka lever i både barr- och blandskog liksom i ren lövskog. De tätaste populationerna tenderar att finnas i äldre, variationsrik blandskog med gott om död ved och gamla träd.</w:t>
+        <w:t xml:space="preserve">Spillkråka (NT) är rödlistad som nära hotad, fridlyst enligt §4 Artskyddsförordningen, typisk art för </w:t>
+      </w:r>
+      <w:r>
+        <w:rPr>
+          <w:i/>
+        </w:rPr>
+        <w:t xml:space="preserve">9010 Taiga </w:t>
+      </w:r>
+      <w:r>
+        <w:t>och</w:t>
+      </w:r>
+      <w:r>
+        <w:rPr>
+          <w:i/>
+        </w:rPr>
+        <w:t xml:space="preserve"> 9740 Skogsbevuxen myr</w:t>
+      </w:r>
+      <w:r>
+        <w:t xml:space="preserve"> och ingår i bilaga 1 i EU:s fågeldirektiv. Spillkråka lever i både barr- och blandskog liksom i ren lövskog. De tätaste populationerna tenderar att finnas i äldre, variationsrik blandskog med gott om död ved och gamla träd.</w:t>
       </w:r>
     </w:p>
     <w:p>
       <w:r>
-        <w:t>Varje par utnyttjar 400–1000 hektar skog beroende på skogens kvalitet. En minskning av populationen pågår på grund av minskad tillgång på lämpliga bo- och födoträd och minskad födotillgång. Spillkråkans minskningstakt har uppgått till 19 (24–10) % under de senaste 15 åren. Minskningstakten för den svenska populationen bedöms vara nära gränsvärdet för Sårbar (VU) (A2bc). Skogsbruk med korta omloppstider och täta, homogena ungskogar utgör det största hotet (Artdatabanken 2023).</w:t>
+        <w:t>Varje par utnyttjar 400–1000 hektar skog beroende på skogens kvalitet. En minskning av populationen pågår på grund av minskad tillgång på lämpliga bo- och födoträd och minskad födotillgång. Spillkråkans minskningstakt har uppgått till 19 (24–10) % under de senaste 15 åren. Minskningstakten för den svenska populationen bedöms vara nära gränsvärdet för Sårbar (VU) (A2bc). Skogsbruk med korta omloppstider och täta, homogena ungskogar utgör det största hotet (SLU Artdatabanken 2023).</w:t>
       </w:r>
     </w:p>
     <w:p>
@@ -865,7 +1002,25 @@
     </w:p>
     <w:p>
       <w:r>
-        <w:t>Tjäder (§4) är en utpräglad skogsfågel knuten till större sammanhängande barrskogsområden. Tupparna och hönorna utnyttjar till viss del olika miljöer, och habitatvalet varierar dessutom mellan olika delar av året. För att det ska finnas livskraftiga tjäderbestånd krävs funktionella skogslandskap med en blandning av uppvuxen, gles och luckig skog, täta sumpskogar, myrar och andra små våtmarker (Skogsstyrelsen, 2019).</w:t>
+        <w:t xml:space="preserve">Tjäder (§4) omfattas av bilaga 1 och 2 EU:s fågeldirektiv och är typisk art för </w:t>
+      </w:r>
+      <w:r>
+        <w:rPr>
+          <w:i/>
+        </w:rPr>
+        <w:t xml:space="preserve">9010 Taiga </w:t>
+      </w:r>
+      <w:r>
+        <w:t xml:space="preserve">och </w:t>
+      </w:r>
+      <w:r>
+        <w:rPr>
+          <w:i/>
+        </w:rPr>
+        <w:t>9740 Skogsbevuxen myr</w:t>
+      </w:r>
+      <w:r>
+        <w:t>. Tjädern är en utpräglad skogsfågel knuten till större sammanhängande barrskogsområden. Tupparna och hönorna utnyttjar till viss del olika miljöer, och habitatvalet varierar dessutom mellan olika delar av året. För att det ska finnas livskraftiga tjäderbestånd krävs funktionella skogslandskap med en blandning av uppvuxen, gles och luckig skog, täta sumpskogar, myrar och andra små våtmarker (Skogsstyrelsen, 2019; SLU Artdatabanken 2024).</w:t>
       </w:r>
     </w:p>
     <w:p>
@@ -889,10 +1044,21 @@
         <w:rPr>
           <w:i/>
         </w:rPr>
-        <w:t xml:space="preserve">Vägledning för hänsyn till fåglar – tjäder. </w:t>
-      </w:r>
-      <w:r>
-        <w:t>https://www.skogsstyrelsen.se/globalassets/lag-och-tillsyn/artskydd/vagledningar-for-hansyn-till-faglar/tjader-vagledning-hansyn2.pdf</w:t>
+        <w:t>Vägledning för hänsyn till fåglar – tjäder.</w:t>
+      </w:r>
+    </w:p>
+    <w:p>
+      <w:r>
+        <w:t xml:space="preserve">SLU Artdatabanken, 2024. </w:t>
+      </w:r>
+      <w:r>
+        <w:rPr>
+          <w:i/>
+        </w:rPr>
+        <w:t xml:space="preserve">Artfaktablad. Naturvård – artfakta. </w:t>
+      </w:r>
+      <w:r>
+        <w:t>SLU Artdatabanken, Uppsala</w:t>
       </w:r>
     </w:p>
     <w:p>
@@ -920,7 +1086,16 @@
         <w:rPr>
           <w:i/>
         </w:rPr>
-        <w:t>“Områden med dokumenterad permanent förekomst i naturskogsmiljöer har vanligen så stora naturvärden att skogsbruk är olämpligt”.</w:t>
+        <w:t>“Områden med dokumenterad permanent förekomst i naturskogsmiljöer har vanligen så stora naturvärden att skogsbruk är olämpligt”</w:t>
+      </w:r>
+      <w:r>
+        <w:t xml:space="preserve"> (SLU Artdatabanken, 2024; Skogsstyrelsen, 2016)</w:t>
+      </w:r>
+      <w:r>
+        <w:rPr>
+          <w:i/>
+        </w:rPr>
+        <w:t>.</w:t>
       </w:r>
     </w:p>
     <w:p>
@@ -930,12 +1105,30 @@
     </w:p>
     <w:p>
       <w:r>
-        <w:t>Permanenta revir av tretåig hackspett karaktäriseras ofta av artens typiska ringformigt ordnade hackmärken på framför allt gamla granar. För att säkerställa att inte revir av tretåig hackspett drabbas av avverkningsplanerna bör en inventering göras i området både under häckningstid och under vintern, då arten utnyttjar betydligt större områden än under sommarens häckningsrevir. Storleken på häckningsreviret varierar med skogstypen, förekomsten av död ved och graden av fragmentering, men är i allmänhet i storleksordningen 25–100 hektar.</w:t>
+        <w:t>Permanenta revir av tretåig hackspett karaktäriseras ofta av artens typiska ringformigt ordnade hackmärken på framför allt gamla granar. För att säkerställa att inte revir av tretåig hackspett drabbas av avverkningsplanerna bör en inventering göras i området både under häckningstid och under vintern, då arten utnyttjar betydligt större områden än under sommarens häckningsrevir. Storleken på häckningsreviret varierar med skogstypen, förekomsten av död ved och graden av fragmentering, men är i allmänhet i storleksordningen 25–100 hektar (SLU Artdatabanken, 2024; Skogsstyrelsen, 2016).</w:t>
       </w:r>
     </w:p>
     <w:p>
       <w:r>
-        <w:t>Förutom fridlysning enligt §4 Artskyddsförordningen är tretåig hackspett även förtecknad i EU:s fågeldirektiv bilaga 1. Den ingår också i Natura 2000 och är förtecknad i Bernkonventionen bilaga II (strikt skyddade djurarter).</w:t>
+        <w:t xml:space="preserve">Förutom fridlysning enligt §4 Artskyddsförordningen är tretåig hackspett även förtecknad i EU:s fågeldirektiv bilaga 1. Den är typisk art för </w:t>
+      </w:r>
+      <w:r>
+        <w:rPr>
+          <w:i/>
+        </w:rPr>
+        <w:t xml:space="preserve">9010 Taiga, 9740 Skogsbevuxen myr, 9030 Landhöjningsskog </w:t>
+      </w:r>
+      <w:r>
+        <w:t xml:space="preserve">och </w:t>
+      </w:r>
+      <w:r>
+        <w:rPr>
+          <w:i/>
+        </w:rPr>
+        <w:t>9040 Fjällbjörkskog</w:t>
+      </w:r>
+      <w:r>
+        <w:t xml:space="preserve"> samt ingår i Natura 2000 och är förtecknad i Bernkonventionen bilaga II (strikt skyddade djurarter) (SLU Artdatabanken, 2024; Skogsstyrelsen, 2016).</w:t>
       </w:r>
     </w:p>
     <w:p>
@@ -957,7 +1150,7 @@
         <w:t xml:space="preserve">Förekomst av tretåig hackspett Picoides tridactylus på bestånds- och landskapsnivå. </w:t>
       </w:r>
       <w:r>
-        <w:t>Ornis Svecica 6: 107–119</w:t>
+        <w:t>Ornis Svecica 6: 107–119.</w:t>
       </w:r>
     </w:p>
     <w:p>
@@ -971,7 +1164,7 @@
         <w:t xml:space="preserve">Dead wood threshold values for the three-toed woodpecker presence in boreal and sub-Alpine forest. </w:t>
       </w:r>
       <w:r>
-        <w:t>Biological conservation 119(3): 305–318</w:t>
+        <w:t>Biological conservation 119(3): 305–318.</w:t>
       </w:r>
     </w:p>
     <w:p>
@@ -1010,10 +1203,21 @@
         <w:rPr>
           <w:i/>
         </w:rPr>
-        <w:t xml:space="preserve">Vägledning för hänsyn till fåglar – Tretåig hackspett. </w:t>
-      </w:r>
-      <w:r>
-        <w:t>www.skogsstyrelsen.se</w:t>
+        <w:t>Vägledning för hänsyn till fåglar – Tretåig hackspett.</w:t>
+      </w:r>
+    </w:p>
+    <w:p>
+      <w:r>
+        <w:t xml:space="preserve">SLU Artdatabanken, 2024. </w:t>
+      </w:r>
+      <w:r>
+        <w:rPr>
+          <w:i/>
+        </w:rPr>
+        <w:t xml:space="preserve">Artfaktablad. Naturvård – artfakta. </w:t>
+      </w:r>
+      <w:r>
+        <w:t>SLU Artdatabanken, Uppsala.</w:t>
       </w:r>
     </w:p>
     <w:p>
@@ -1041,7 +1245,7 @@
         <w:t xml:space="preserve">Population trends of forest birds in a Finnish Lapland landscape of large habitat blocks – Consequences of stochastic environmental variation or regional habitat alteration. </w:t>
       </w:r>
       <w:r>
-        <w:t>Biological conservation 56(2): 223–240</w:t>
+        <w:t>Biological conservation 56(2): 223–240.</w:t>
       </w:r>
     </w:p>
     <w:p>
@@ -1186,7 +1390,7 @@
     <w:r>
       <w:tab/>
       <w:tab/>
-      <w:t>2026-01-28</w:t>
+      <w:t>2026-01-29</w:t>
       <w:br/>
       <w:br/>
     </w:r>

--- a/klagomål/A 54303-2022 FSC-klagomål.docx
+++ b/klagomål/A 54303-2022 FSC-klagomål.docx
@@ -1390,7 +1390,7 @@
     <w:r>
       <w:tab/>
       <w:tab/>
-      <w:t>2026-01-29</w:t>
+      <w:t>2026-01-30</w:t>
       <w:br/>
       <w:br/>
     </w:r>

--- a/klagomål/A 54303-2022 FSC-klagomål.docx
+++ b/klagomål/A 54303-2022 FSC-klagomål.docx
@@ -1390,7 +1390,7 @@
     <w:r>
       <w:tab/>
       <w:tab/>
-      <w:t>2026-01-30</w:t>
+      <w:t>2026-01-31</w:t>
       <w:br/>
       <w:br/>
     </w:r>

--- a/klagomål/A 54303-2022 FSC-klagomål.docx
+++ b/klagomål/A 54303-2022 FSC-klagomål.docx
@@ -1390,7 +1390,7 @@
     <w:r>
       <w:tab/>
       <w:tab/>
-      <w:t>2026-02-28</w:t>
+      <w:t>2026-03-01</w:t>
       <w:br/>
       <w:br/>
     </w:r>

--- a/klagomål/A 54303-2022 FSC-klagomål.docx
+++ b/klagomål/A 54303-2022 FSC-klagomål.docx
@@ -1390,7 +1390,7 @@
     <w:r>
       <w:tab/>
       <w:tab/>
-      <w:t>2026-03-01</w:t>
+      <w:t>2026-03-02</w:t>
       <w:br/>
       <w:br/>
     </w:r>

--- a/klagomål/A 54303-2022 FSC-klagomål.docx
+++ b/klagomål/A 54303-2022 FSC-klagomål.docx
@@ -1390,7 +1390,7 @@
     <w:r>
       <w:tab/>
       <w:tab/>
-      <w:t>2026-03-02</w:t>
+      <w:t>2026-03-03</w:t>
       <w:br/>
       <w:br/>
     </w:r>

--- a/klagomål/A 54303-2022 FSC-klagomål.docx
+++ b/klagomål/A 54303-2022 FSC-klagomål.docx
@@ -1390,7 +1390,7 @@
     <w:r>
       <w:tab/>
       <w:tab/>
-      <w:t>2026-03-03</w:t>
+      <w:t>2026-03-04</w:t>
       <w:br/>
       <w:br/>
     </w:r>
